--- a/docs/Research_Plan.docx
+++ b/docs/Research_Plan.docx
@@ -84,7 +84,7 @@
           <w:sz w:val="21"/>
           <w:szCs w:val="21"/>
         </w:rPr>
-        <w:t xml:space="preserve">Status: Data collection COMPLETE. Panel regressions COMPLETE. ML validation (LASSO + SHAP) COMPLETE. Remaining: interpretation and write-up.</w:t>
+        <w:t xml:space="preserve">Status: COMPLETE. Data collection, panel regressions, machine-learning validation, specification testing and inference robustness are all finished, and the manuscript, dataset and code are published. See Section 13.</w:t>
       </w:r>
     </w:p>
     <w:p>
@@ -376,6 +376,34 @@
           <w:szCs w:val="22"/>
         </w:rPr>
         <w:t xml:space="preserve">To assess the stability of the discipline-FDI relationship across the COVID-19 shock (FY 2020-21) and to interpret the outlier behaviour of Jharkhand and Uttar Pradesh.</w:t>
+      </w:r>
+    </w:p>
+    <w:p>
+      <w:pPr>
+        <w:pStyle w:val="ListParagraph"/>
+        <w:numPr>
+          <w:ilvl w:val="0"/>
+          <w:numId w:val="2"/>
+        </w:numPr>
+        <w:spacing w:after="40" w:before="40" w:line="300"/>
+      </w:pPr>
+      <w:r>
+        <w:rPr>
+          <w:rFonts w:ascii="Times New Roman" w:cs="Times New Roman" w:eastAsia="Times New Roman" w:hAnsi="Times New Roman"/>
+          <w:b/>
+          <w:bCs/>
+          <w:sz w:val="22"/>
+          <w:szCs w:val="22"/>
+        </w:rPr>
+        <w:t xml:space="preserve">O7. To test the specification choices behind both models directly, through formal diagnostics, a comparison of inference methods, and a specification curve across every defensible combination of modelling choices.</w:t>
+      </w:r>
+      <w:r>
+        <w:rPr>
+          <w:rFonts w:ascii="Times New Roman" w:cs="Times New Roman" w:eastAsia="Times New Roman" w:hAnsi="Times New Roman"/>
+          <w:sz w:val="22"/>
+          <w:szCs w:val="22"/>
+        </w:rPr>
+        <w:t xml:space="preserve"/>
       </w:r>
     </w:p>
     <w:p>
@@ -724,15 +752,15 @@
           <w:sz w:val="22"/>
           <w:szCs w:val="22"/>
         </w:rPr>
-        <w:t xml:space="preserve">Result already obtained: </w:t>
-      </w:r>
-      <w:r>
-        <w:rPr>
-          <w:rFonts w:ascii="Times New Roman" w:cs="Times New Roman" w:eastAsia="Times New Roman" w:hAnsi="Times New Roman"/>
-          <w:sz w:val="22"/>
-          <w:szCs w:val="22"/>
-        </w:rPr>
-        <w:t xml:space="preserve">both hypotheses find support in the completed analysis. H1 is supported in the cross-state (pooled) dimension — debt is significantly negative (coef = -0.176, p = 0.007) — and independently corroborated by LASSO, Elastic Net, and SHAP (debt ranks #1 of 5 fiscal predictors with perfect rank stability across leave-one-state-out refits). H2 is supported in the within-state (fixed-effects) dimension — fiscal deficit is significantly negative for growth (p = 0.031).</w:t>
+        <w:t xml:space="preserve">Result obtained: both hypotheses find support, though H2 through a different channel than originally proposed. H1 holds in the cross-state (pooled) dimension. Debt is negative at -0.176, significant at p = 0.007 under cluster-robust inference and at p = 0.057 under a wild cluster bootstrap appropriate to ten clusters. It is independently corroborated by LASSO, Elastic Net and SHAP, where debt ranks first of five fiscal predictors with perfect rank stability across leave-one-state-out refits, and by a specification curve in which the coefficient is negative in all 88 pooled specifications. H2 holds in the within-state (fixed-effects) dimension, through debt (+1.097, bootstrap p = 0.020) and own tax revenue (+4.083, bootstrap p = 0.028). The fiscal deficit coefficient for growth (-2.172) is significant under Driscoll-Kraay at p = 0.031 but survives neither cluster-robust inference (p = 0.310) nor the bootstrap (p = 0.448), and is therefore not claimed.</w:t>
+      </w:r>
+      <w:r>
+        <w:rPr>
+          <w:rFonts w:ascii="Times New Roman" w:cs="Times New Roman" w:eastAsia="Times New Roman" w:hAnsi="Times New Roman"/>
+          <w:sz w:val="22"/>
+          <w:szCs w:val="22"/>
+        </w:rPr>
+        <w:t xml:space="preserve"/>
       </w:r>
     </w:p>
     <w:p>
@@ -1718,7 +1746,7 @@
           <w:sz w:val="24"/>
           <w:szCs w:val="24"/>
         </w:rPr>
-        <w:t xml:space="preserve">7.2 The analysis file: MASTER_PANEL_FINAL.csv (23 columns)</w:t>
+        <w:t xml:space="preserve">7.2 The analysis file: MASTER_PANEL_DATASET.csv (23 columns)</w:t>
       </w:r>
     </w:p>
     <w:tbl>
@@ -2889,7 +2917,7 @@
                 <w:sz w:val="18"/>
                 <w:szCs w:val="18"/>
               </w:rPr>
-              <w:t xml:space="preserve">Debt significant and negative (coef=-0.176, p=0.007); literacy significant (p=0.035); between R²=0.87</w:t>
+              <w:t xml:space="preserve">Debt negative and significant (coef=-0.176; cluster-robust p=0.007, wild bootstrap p=0.057); literacy and capital expenditure significant under cluster-robust inference only and not relied upon; between R²=0.87</w:t>
             </w:r>
           </w:p>
         </w:tc>
@@ -3061,7 +3089,7 @@
                 <w:sz w:val="18"/>
                 <w:szCs w:val="18"/>
               </w:rPr>
-              <w:t xml:space="preserve">Fiscal deficit significant and negative (coef=-2.17, p=0.031); COVID dummy -13.8pp (p&lt;0.001); within R²=0.69</w:t>
+              <w:t xml:space="preserve">Debt (+1.097, bootstrap p=0.020) and own tax revenue (+4.083, bootstrap p=0.028) significant; fiscal deficit (-2.17) significant under Driscoll-Kraay (p=0.031) but not under cluster-robust (p=0.310) or bootstrap (p=0.448), and not claimed; COVID dummy -13.8pp; within R²=0.69</w:t>
             </w:r>
           </w:p>
         </w:tc>
@@ -3172,6 +3200,42 @@
           <w:szCs w:val="22"/>
         </w:rPr>
         <w:t xml:space="preserve">Pesaran CD and Wooldridge tests run rather than assumed. Model 1 shows neither cross-sectional dependence (CD=0.02, p=0.985) nor serial correlation (p=0.810); Model 2 shows strong cross-sectional dependence (CD=8.40, p&lt;0.0001). Driscoll-Kraay is therefore clearly warranted for Model 2; for Model 1 cluster-robust inference is the more natural default and is reported alongside it. The modified Wald test rejects homoskedasticity across states in both models (p&lt;0.0001), so robust standard errors are justified either way.</w:t>
+      </w:r>
+    </w:p>
+    <w:p>
+      <w:pPr>
+        <w:pStyle w:val="ListParagraph"/>
+        <w:numPr>
+          <w:ilvl w:val="0"/>
+          <w:numId w:val="2"/>
+        </w:numPr>
+        <w:spacing w:after="40" w:before="40" w:line="300"/>
+      </w:pPr>
+      <w:r>
+        <w:rPr>
+          <w:rFonts w:ascii="Times New Roman" w:cs="Times New Roman" w:eastAsia="Times New Roman" w:hAnsi="Times New Roman"/>
+          <w:sz w:val="22"/>
+          <w:szCs w:val="22"/>
+        </w:rPr>
+        <w:t xml:space="preserve">Wild cluster bootstrap-t with the null imposed and Rademacher weights (Cameron, Gelbach and Miller, 2008), 1,999 draws, computed for all nine coefficients the study relies on. At ten clusters neither Driscoll-Kraay (asymptotic in T) nor the cluster-robust t (asymptotic in the number of clusters) is reliable, so the bootstrap arbitrates where they disagree. It was validated in both directions: the COVID dummy in Model 2 returns p = 0.003, while eight pure-noise placebo regressors returned nothing below 0.05. Two verdicts changed as a result, and both are reported, the deficit-growth effect and the significance level of the pooled debt coefficient.</w:t>
+      </w:r>
+    </w:p>
+    <w:p>
+      <w:pPr>
+        <w:pStyle w:val="ListParagraph"/>
+        <w:numPr>
+          <w:ilvl w:val="0"/>
+          <w:numId w:val="2"/>
+        </w:numPr>
+        <w:spacing w:after="40" w:before="40" w:line="300"/>
+      </w:pPr>
+      <w:r>
+        <w:rPr>
+          <w:rFonts w:ascii="Times New Roman" w:cs="Times New Roman" w:eastAsia="Times New Roman" w:hAnsi="Times New Roman"/>
+          <w:sz w:val="22"/>
+          <w:szCs w:val="22"/>
+        </w:rPr>
+        <w:t xml:space="preserve">Inference is reported three ways for every coefficient the study uses: Driscoll-Kraay, cluster-robust by state, and the wild cluster bootstrap, alongside a 2,000-draw cluster bootstrap interval. At T = 5 Driscoll-Kraay returns the tightest of the three intervals instead of the widest, so the cluster-robust column is treated as the conservative reading throughout.</w:t>
       </w:r>
     </w:p>
     <w:p>
@@ -5024,34 +5088,6 @@
     </w:p>
     <w:p>
       <w:pPr>
-        <w:spacing w:after="100"/>
-      </w:pPr>
-      <w:r>
-        <w:t xml:space="preserve"/>
-      </w:r>
-    </w:p>
-    <w:p>
-      <w:pPr>
-        <w:pStyle w:val="Heading1"/>
-        <w:pBdr>
-          <w:bottom w:val="single" w:color="1F4E79" w:sz="8" w:space="2"/>
-        </w:pBdr>
-        <w:spacing w:after="200" w:before="420"/>
-      </w:pPr>
-      <w:r>
-        <w:rPr>
-          <w:rFonts w:ascii="Times New Roman" w:cs="Times New Roman" w:eastAsia="Times New Roman" w:hAnsi="Times New Roman"/>
-          <w:b/>
-          <w:bCs/>
-          <w:color w:val="1F4E79"/>
-          <w:sz w:val="28"/>
-          <w:szCs w:val="28"/>
-        </w:rPr>
-        <w:t xml:space="preserve">10. SCOPE AND LIMITATIONS</w:t>
-      </w:r>
-    </w:p>
-    <w:p>
-      <w:pPr>
         <w:pStyle w:val="ListParagraph"/>
         <w:numPr>
           <w:ilvl w:val="0"/>
@@ -5067,15 +5103,43 @@
           <w:sz w:val="22"/>
           <w:szCs w:val="22"/>
         </w:rPr>
-        <w:t xml:space="preserve">Sample size. </w:t>
-      </w:r>
-      <w:r>
-        <w:rPr>
-          <w:rFonts w:ascii="Times New Roman" w:cs="Times New Roman" w:eastAsia="Times New Roman" w:hAnsi="Times New Roman"/>
-          <w:sz w:val="22"/>
-          <w:szCs w:val="22"/>
-        </w:rPr>
-        <w:t xml:space="preserve">50 (48) observations; ML methods were deliberately restricted to LASSO, Elastic Net, and shallow Random Forest/SHAP — all credible at this sample size — while deep learning and instrument-heavy GMM were excluded as inappropriate. Out-of-sample R² under the state-blocked cross-validation scheme is correspondingly modest, 0.09 to 0.24 across models, and is reported rather than suppressed: the ML stage validates an in-sample ranking and makes no forecasting claim.</w:t>
+        <w:t xml:space="preserve">9.5 The inference revision. Driscoll-Kraay standard errors, conventional in this literature, behave anti-conservatively at T = 5, and the deficit-growth result that appeared significant under them does not survive a wild cluster bootstrap. The revision is reported in full rather than absorbed, because the resulting picture still supports both hypotheses, and because the finding that carries the study, the cross-state debt-FDI relationship, is the one resting on convergent evidence instead of a single standard error.</w:t>
+      </w:r>
+      <w:r>
+        <w:rPr>
+          <w:rFonts w:ascii="Times New Roman" w:cs="Times New Roman" w:eastAsia="Times New Roman" w:hAnsi="Times New Roman"/>
+          <w:sz w:val="22"/>
+          <w:szCs w:val="22"/>
+        </w:rPr>
+        <w:t xml:space="preserve"/>
+      </w:r>
+    </w:p>
+    <w:p>
+      <w:pPr>
+        <w:spacing w:after="100"/>
+      </w:pPr>
+      <w:r>
+        <w:t xml:space="preserve"/>
+      </w:r>
+    </w:p>
+    <w:p>
+      <w:pPr>
+        <w:pStyle w:val="Heading1"/>
+        <w:pBdr>
+          <w:bottom w:val="single" w:color="1F4E79" w:sz="8" w:space="2"/>
+        </w:pBdr>
+        <w:spacing w:after="200" w:before="420"/>
+      </w:pPr>
+      <w:r>
+        <w:rPr>
+          <w:rFonts w:ascii="Times New Roman" w:cs="Times New Roman" w:eastAsia="Times New Roman" w:hAnsi="Times New Roman"/>
+          <w:b/>
+          <w:bCs/>
+          <w:color w:val="1F4E79"/>
+          <w:sz w:val="28"/>
+          <w:szCs w:val="28"/>
+        </w:rPr>
+        <w:t xml:space="preserve">10. SCOPE AND LIMITATIONS</w:t>
       </w:r>
     </w:p>
     <w:p>
@@ -5095,15 +5159,15 @@
           <w:sz w:val="22"/>
           <w:szCs w:val="22"/>
         </w:rPr>
-        <w:t xml:space="preserve">FDI recording. </w:t>
-      </w:r>
-      <w:r>
-        <w:rPr>
-          <w:rFonts w:ascii="Times New Roman" w:cs="Times New Roman" w:eastAsia="Times New Roman" w:hAnsi="Times New Roman"/>
-          <w:sz w:val="22"/>
-          <w:szCs w:val="22"/>
-        </w:rPr>
-        <w:t xml:space="preserve">DPIIT maintains state-wise FDI only from October 2019; FY 2019-20 is a six-month flow, and Uttar Pradesh's series begins FY 2021-22.</w:t>
+        <w:t xml:space="preserve">Sample size. </w:t>
+      </w:r>
+      <w:r>
+        <w:rPr>
+          <w:rFonts w:ascii="Times New Roman" w:cs="Times New Roman" w:eastAsia="Times New Roman" w:hAnsi="Times New Roman"/>
+          <w:sz w:val="22"/>
+          <w:szCs w:val="22"/>
+        </w:rPr>
+        <w:t xml:space="preserve">50 (48) observations; ML methods were deliberately restricted to LASSO, Elastic Net, and shallow Random Forest/SHAP — all credible at this sample size — while deep learning and instrument-heavy GMM were excluded as inappropriate. Out-of-sample R² under the state-blocked cross-validation scheme is correspondingly modest, 0.09 to 0.24 across models, and is reported rather than suppressed: the ML stage validates an in-sample ranking and makes no forecasting claim.</w:t>
       </w:r>
     </w:p>
     <w:p>
@@ -5123,15 +5187,15 @@
           <w:sz w:val="22"/>
           <w:szCs w:val="22"/>
         </w:rPr>
-        <w:t xml:space="preserve">Derived regressor. </w:t>
-      </w:r>
-      <w:r>
-        <w:rPr>
-          <w:rFonts w:ascii="Times New Roman" w:cs="Times New Roman" w:eastAsia="Times New Roman" w:hAnsi="Times New Roman"/>
-          <w:sz w:val="22"/>
-          <w:szCs w:val="22"/>
-        </w:rPr>
-        <w:t xml:space="preserve">Capital expenditure is derived (GFD minus RD) and includes net lending, marginally exceeding pure capital outlay.</w:t>
+        <w:t xml:space="preserve">FDI recording. </w:t>
+      </w:r>
+      <w:r>
+        <w:rPr>
+          <w:rFonts w:ascii="Times New Roman" w:cs="Times New Roman" w:eastAsia="Times New Roman" w:hAnsi="Times New Roman"/>
+          <w:sz w:val="22"/>
+          <w:szCs w:val="22"/>
+        </w:rPr>
+        <w:t xml:space="preserve">DPIIT maintains state-wise FDI only from October 2019; FY 2019-20 is a six-month flow, and Uttar Pradesh's series begins FY 2021-22.</w:t>
       </w:r>
     </w:p>
     <w:p>
@@ -5151,15 +5215,15 @@
           <w:sz w:val="22"/>
           <w:szCs w:val="22"/>
         </w:rPr>
-        <w:t xml:space="preserve">ML scope. </w:t>
-      </w:r>
-      <w:r>
-        <w:rPr>
-          <w:rFonts w:ascii="Times New Roman" w:cs="Times New Roman" w:eastAsia="Times New Roman" w:hAnsi="Times New Roman"/>
-          <w:sz w:val="22"/>
-          <w:szCs w:val="22"/>
-        </w:rPr>
-        <w:t xml:space="preserve">Time-invariant controls (literacy, urbanization) were excluded from the ML stage after diagnosing a state-identity leakage effect, restricting the ML branch to the same five fiscal regressors as the Fixed-Effects model. It is estimated in both pooled and state-demeaned (within) form, so it validates both econometric dimensions rather than the cross-state one alone. What it does not cover is the Census controls carried by the pooled OLS specification, which cannot be admitted to a tree model on a five-year panel of ten states without reintroducing the leakage.</w:t>
+        <w:t xml:space="preserve">Derived regressor. </w:t>
+      </w:r>
+      <w:r>
+        <w:rPr>
+          <w:rFonts w:ascii="Times New Roman" w:cs="Times New Roman" w:eastAsia="Times New Roman" w:hAnsi="Times New Roman"/>
+          <w:sz w:val="22"/>
+          <w:szCs w:val="22"/>
+        </w:rPr>
+        <w:t xml:space="preserve">Capital expenditure is derived (GFD minus RD) and includes net lending, marginally exceeding pure capital outlay.</w:t>
       </w:r>
     </w:p>
     <w:p>
@@ -5179,15 +5243,15 @@
           <w:sz w:val="22"/>
           <w:szCs w:val="22"/>
         </w:rPr>
-        <w:t xml:space="preserve">Causality. </w:t>
-      </w:r>
-      <w:r>
-        <w:rPr>
-          <w:rFonts w:ascii="Times New Roman" w:cs="Times New Roman" w:eastAsia="Times New Roman" w:hAnsi="Times New Roman"/>
-          <w:sz w:val="22"/>
-          <w:szCs w:val="22"/>
-        </w:rPr>
-        <w:t xml:space="preserve">Association, not proven causation; reverse causality cannot be excluded with T = 5.</w:t>
+        <w:t xml:space="preserve">ML scope. </w:t>
+      </w:r>
+      <w:r>
+        <w:rPr>
+          <w:rFonts w:ascii="Times New Roman" w:cs="Times New Roman" w:eastAsia="Times New Roman" w:hAnsi="Times New Roman"/>
+          <w:sz w:val="22"/>
+          <w:szCs w:val="22"/>
+        </w:rPr>
+        <w:t xml:space="preserve">Time-invariant controls (literacy, urbanization) were excluded from the ML stage after diagnosing a state-identity leakage effect, restricting the ML branch to the same five fiscal regressors as the Fixed-Effects model. It is estimated in both pooled and state-demeaned (within) form, so it validates both econometric dimensions rather than the cross-state one alone. What it does not cover is the Census controls carried by the pooled OLS specification, which cannot be admitted to a tree model on a five-year panel of ten states without reintroducing the leakage.</w:t>
       </w:r>
     </w:p>
     <w:p>
@@ -5207,43 +5271,15 @@
           <w:sz w:val="22"/>
           <w:szCs w:val="22"/>
         </w:rPr>
-        <w:t xml:space="preserve">Hidden liabilities. </w:t>
-      </w:r>
-      <w:r>
-        <w:rPr>
-          <w:rFonts w:ascii="Times New Roman" w:cs="Times New Roman" w:eastAsia="Times New Roman" w:hAnsi="Times New Roman"/>
-          <w:sz w:val="22"/>
-          <w:szCs w:val="22"/>
-        </w:rPr>
-        <w:t xml:space="preserve">Off-budget borrowings and guarantees (notably Telangana's, approximately 14-15 per cent of GSDP) lie outside the official debt measure.</w:t>
-      </w:r>
-    </w:p>
-    <w:p>
-      <w:pPr>
-        <w:spacing w:after="100"/>
-      </w:pPr>
-      <w:r>
-        <w:t xml:space="preserve"/>
-      </w:r>
-    </w:p>
-    <w:p>
-      <w:pPr>
-        <w:pStyle w:val="Heading1"/>
-        <w:pBdr>
-          <w:bottom w:val="single" w:color="1F4E79" w:sz="8" w:space="2"/>
-        </w:pBdr>
-        <w:spacing w:after="200" w:before="420"/>
-      </w:pPr>
-      <w:r>
-        <w:rPr>
-          <w:rFonts w:ascii="Times New Roman" w:cs="Times New Roman" w:eastAsia="Times New Roman" w:hAnsi="Times New Roman"/>
-          <w:b/>
-          <w:bCs/>
-          <w:color w:val="1F4E79"/>
-          <w:sz w:val="28"/>
-          <w:szCs w:val="28"/>
-        </w:rPr>
-        <w:t xml:space="preserve">11. EXPECTED CONTRIBUTION</w:t>
+        <w:t xml:space="preserve">Causality. </w:t>
+      </w:r>
+      <w:r>
+        <w:rPr>
+          <w:rFonts w:ascii="Times New Roman" w:cs="Times New Roman" w:eastAsia="Times New Roman" w:hAnsi="Times New Roman"/>
+          <w:sz w:val="22"/>
+          <w:szCs w:val="22"/>
+        </w:rPr>
+        <w:t xml:space="preserve">Association, not proven causation; reverse causality cannot be excluded with T = 5.</w:t>
       </w:r>
     </w:p>
     <w:p>
@@ -5258,10 +5294,20 @@
       <w:r>
         <w:rPr>
           <w:rFonts w:ascii="Times New Roman" w:cs="Times New Roman" w:eastAsia="Times New Roman" w:hAnsi="Times New Roman"/>
-          <w:sz w:val="22"/>
-          <w:szCs w:val="22"/>
-        </w:rPr>
-        <w:t xml:space="preserve">First direct econometric test of state fiscal variables as predictors of state-wise FDI in India.</w:t>
+          <w:b/>
+          <w:bCs/>
+          <w:sz w:val="22"/>
+          <w:szCs w:val="22"/>
+        </w:rPr>
+        <w:t xml:space="preserve">Inference at ten clusters. </w:t>
+      </w:r>
+      <w:r>
+        <w:rPr>
+          <w:rFonts w:ascii="Times New Roman" w:cs="Times New Roman" w:eastAsia="Times New Roman" w:hAnsi="Times New Roman"/>
+          <w:sz w:val="22"/>
+          <w:szCs w:val="22"/>
+        </w:rPr>
+        <w:t xml:space="preserve">With N = 10 the cluster-robust t-distribution is unreliable, and Driscoll-Kraay is asymptotic in T, of which there are five. Every coefficient the study relies on is reported under three inference methods, with the wild cluster bootstrap as the arbiter. Under that stricter standard the headline cross-state debt coefficient is significant at the 10 per cent level (p = 0.057) rather than the 5 per cent level, and two secondary pooled results, literacy and capital expenditure, do not survive at all.</w:t>
       </w:r>
     </w:p>
     <w:p>
@@ -5276,10 +5322,48 @@
       <w:r>
         <w:rPr>
           <w:rFonts w:ascii="Times New Roman" w:cs="Times New Roman" w:eastAsia="Times New Roman" w:hAnsi="Times New Roman"/>
-          <w:sz w:val="22"/>
-          <w:szCs w:val="22"/>
-        </w:rPr>
-        <w:t xml:space="preserve">First application of interpretable machine learning (LASSO, Elastic Net, SHAP) to validate a sub-national fiscal-FDI relationship in India, with transparent disclosure of a methodological pitfall (time-invariant variable leakage in tree models) and its correction. The importance ranking is additionally tested against a permutation null, re-estimated on state-demeaned data, and cross-validated with the states as groups rather than row-wise — three safeguards standard in the machine-learning literature but rare in applied Indian public finance.</w:t>
+          <w:b/>
+          <w:bCs/>
+          <w:sz w:val="22"/>
+          <w:szCs w:val="22"/>
+        </w:rPr>
+        <w:t xml:space="preserve">Hidden liabilities. </w:t>
+      </w:r>
+      <w:r>
+        <w:rPr>
+          <w:rFonts w:ascii="Times New Roman" w:cs="Times New Roman" w:eastAsia="Times New Roman" w:hAnsi="Times New Roman"/>
+          <w:sz w:val="22"/>
+          <w:szCs w:val="22"/>
+        </w:rPr>
+        <w:t xml:space="preserve">Off-budget borrowings and guarantees (notably Telangana's, approximately 14-15 per cent of GSDP) lie outside the official debt measure.</w:t>
+      </w:r>
+    </w:p>
+    <w:p>
+      <w:pPr>
+        <w:spacing w:after="100"/>
+      </w:pPr>
+      <w:r>
+        <w:t xml:space="preserve"/>
+      </w:r>
+    </w:p>
+    <w:p>
+      <w:pPr>
+        <w:pStyle w:val="Heading1"/>
+        <w:pBdr>
+          <w:bottom w:val="single" w:color="1F4E79" w:sz="8" w:space="2"/>
+        </w:pBdr>
+        <w:spacing w:after="200" w:before="420"/>
+      </w:pPr>
+      <w:r>
+        <w:rPr>
+          <w:rFonts w:ascii="Times New Roman" w:cs="Times New Roman" w:eastAsia="Times New Roman" w:hAnsi="Times New Roman"/>
+          <w:b/>
+          <w:bCs/>
+          <w:color w:val="1F4E79"/>
+          <w:sz w:val="28"/>
+          <w:szCs w:val="28"/>
+        </w:rPr>
+        <w:t xml:space="preserve">11. EXPECTED CONTRIBUTION</w:t>
       </w:r>
     </w:p>
     <w:p>
@@ -5297,7 +5381,7 @@
           <w:sz w:val="22"/>
           <w:szCs w:val="22"/>
         </w:rPr>
-        <w:t xml:space="preserve">A year-wise fiscal discipline ranking validated against an economic outcome using both econometric and ML methods — unlike existing rankings (NITI Aayog FHI), which are outcome-agnostic.</w:t>
+        <w:t xml:space="preserve">First direct econometric test of state fiscal variables as predictors of state-wise FDI in India.</w:t>
       </w:r>
     </w:p>
     <w:p>
@@ -5315,7 +5399,7 @@
           <w:sz w:val="22"/>
           <w:szCs w:val="22"/>
         </w:rPr>
-        <w:t xml:space="preserve">Documentation of two policy-relevant anomalies: the Uttar Pradesh data-censoring artefact and the Jharkhand case.</w:t>
+        <w:t xml:space="preserve">First application of interpretable machine learning (LASSO, Elastic Net, SHAP) to validate a sub-national fiscal-FDI relationship in India, with transparent disclosure of a methodological pitfall (time-invariant variable leakage in tree models) and its correction. The importance ranking is additionally tested against a permutation null, re-estimated on state-demeaned data, and cross-validated with the states as groups rather than row-wise — three safeguards standard in the machine-learning literature but rare in applied Indian public finance.</w:t>
       </w:r>
     </w:p>
     <w:p>
@@ -5333,7 +5417,43 @@
           <w:sz w:val="22"/>
           <w:szCs w:val="22"/>
         </w:rPr>
-        <w:t xml:space="preserve">A fully reproducible, single-vintage audited dataset with complete econometric and ML code.</w:t>
+        <w:t xml:space="preserve">A year-wise fiscal discipline ranking validated against an economic outcome using both econometric and ML methods — unlike existing rankings (NITI Aayog FHI), which are outcome-agnostic.</w:t>
+      </w:r>
+    </w:p>
+    <w:p>
+      <w:pPr>
+        <w:pStyle w:val="ListParagraph"/>
+        <w:numPr>
+          <w:ilvl w:val="0"/>
+          <w:numId w:val="2"/>
+        </w:numPr>
+        <w:spacing w:after="40" w:before="40" w:line="300"/>
+      </w:pPr>
+      <w:r>
+        <w:rPr>
+          <w:rFonts w:ascii="Times New Roman" w:cs="Times New Roman" w:eastAsia="Times New Roman" w:hAnsi="Times New Roman"/>
+          <w:sz w:val="22"/>
+          <w:szCs w:val="22"/>
+        </w:rPr>
+        <w:t xml:space="preserve">Documentation of two policy-relevant anomalies: the Uttar Pradesh data-censoring artefact and the Jharkhand case.</w:t>
+      </w:r>
+    </w:p>
+    <w:p>
+      <w:pPr>
+        <w:pStyle w:val="ListParagraph"/>
+        <w:numPr>
+          <w:ilvl w:val="0"/>
+          <w:numId w:val="2"/>
+        </w:numPr>
+        <w:spacing w:after="40" w:before="40" w:line="300"/>
+      </w:pPr>
+      <w:r>
+        <w:rPr>
+          <w:rFonts w:ascii="Times New Roman" w:cs="Times New Roman" w:eastAsia="Times New Roman" w:hAnsi="Times New Roman"/>
+          <w:sz w:val="22"/>
+          <w:szCs w:val="22"/>
+        </w:rPr>
+        <w:t xml:space="preserve">A fully reproducible, single-vintage audited dataset with complete econometric and ML code, published openly with the manuscript at https://github.com/fbivinay/Fiscal-Discipline-and-Investment-Outcomes, including the superseded seven-variable ML run so that the disclosed leakage diagnosis can be verified.</w:t>
       </w:r>
     </w:p>
     <w:p>
@@ -6582,7 +6702,7 @@
                 <w:sz w:val="19"/>
                 <w:szCs w:val="19"/>
               </w:rPr>
-              <w:t xml:space="preserve">Week 1</w:t>
+              <w:t xml:space="preserve">COMPLETE</w:t>
             </w:r>
           </w:p>
         </w:tc>
@@ -6643,24 +6763,6 @@
               <w:t xml:space="preserve">Drafting remaining chapters; revision; references; final read-through</w:t>
             </w:r>
           </w:p>
-        </w:tc>
-        <w:tc>
-          <w:tcPr>
-            <w:tcW w:type="dxa" w:w="2938"/>
-            <w:tcBorders>
-              <w:top w:val="single" w:color="BBBBBB" w:sz="1"/>
-              <w:left w:val="single" w:color="BBBBBB" w:sz="1"/>
-              <w:bottom w:val="single" w:color="BBBBBB" w:sz="1"/>
-              <w:right w:val="single" w:color="BBBBBB" w:sz="1"/>
-            </w:tcBorders>
-            <w:shd w:fill="F2F2F2" w:val="clear"/>
-            <w:tcMar>
-              <w:top w:type="dxa" w:w="60"/>
-              <w:left w:type="dxa" w:w="100"/>
-              <w:bottom w:type="dxa" w:w="60"/>
-              <w:right w:type="dxa" w:w="100"/>
-            </w:tcMar>
-          </w:tcPr>
           <w:p>
             <w:r>
               <w:rPr>
@@ -6668,7 +6770,45 @@
                 <w:sz w:val="19"/>
                 <w:szCs w:val="19"/>
               </w:rPr>
-              <w:t xml:space="preserve">Week 2</w:t>
+              <w:t xml:space="preserve">VII. Specification testing, three-way inference comparison, and the 132-specification curve [COMPLETE]</w:t>
+            </w:r>
+          </w:p>
+          <w:p>
+            <w:r>
+              <w:rPr>
+                <w:rFonts w:ascii="Times New Roman" w:cs="Times New Roman" w:eastAsia="Times New Roman" w:hAnsi="Times New Roman"/>
+                <w:sz w:val="19"/>
+                <w:szCs w:val="19"/>
+              </w:rPr>
+              <w:t xml:space="preserve">VIII. Publication of the dataset, analysis code, diagnostic output and manuscript to a public repository [COMPLETE]</w:t>
+            </w:r>
+          </w:p>
+        </w:tc>
+        <w:tc>
+          <w:tcPr>
+            <w:tcW w:type="dxa" w:w="2938"/>
+            <w:tcBorders>
+              <w:top w:val="single" w:color="BBBBBB" w:sz="1"/>
+              <w:left w:val="single" w:color="BBBBBB" w:sz="1"/>
+              <w:bottom w:val="single" w:color="BBBBBB" w:sz="1"/>
+              <w:right w:val="single" w:color="BBBBBB" w:sz="1"/>
+            </w:tcBorders>
+            <w:shd w:fill="F2F2F2" w:val="clear"/>
+            <w:tcMar>
+              <w:top w:type="dxa" w:w="60"/>
+              <w:left w:type="dxa" w:w="100"/>
+              <w:bottom w:type="dxa" w:w="60"/>
+              <w:right w:type="dxa" w:w="100"/>
+            </w:tcMar>
+          </w:tcPr>
+          <w:p>
+            <w:r>
+              <w:rPr>
+                <w:rFonts w:ascii="Times New Roman" w:cs="Times New Roman" w:eastAsia="Times New Roman" w:hAnsi="Times New Roman"/>
+                <w:sz w:val="19"/>
+                <w:szCs w:val="19"/>
+              </w:rPr>
+              <w:t xml:space="preserve">COMPLETE</w:t>
             </w:r>
           </w:p>
         </w:tc>
@@ -6695,7 +6835,7 @@
           <w:sz w:val="22"/>
           <w:szCs w:val="22"/>
         </w:rPr>
-        <w:t xml:space="preserve">With data collection, econometric estimation, diagnostics, robustness checks, and machine-learning validation now complete, the remaining work is interpretation and writing — estimated at two weeks.</w:t>
+        <w:t xml:space="preserve">All phases are complete. Beyond the plan as originally written, the study added a specification-testing stage (formal diagnostics, a three-way inference comparison, and a 132-specification curve), corrected the machine-learning stage for state-identity leakage, and restated H2 on the channel that survives a wild cluster bootstrap. The dataset, the analysis code, the diagnostic output and the manuscript are published at https://github.com/fbivinay/Fiscal-Discipline-and-Investment-Outcomes.</w:t>
       </w:r>
     </w:p>
     <w:p>
@@ -6735,6 +6875,20 @@
           <w:szCs w:val="22"/>
         </w:rPr>
         <w:t xml:space="preserve">Breiman, L. (2001). Random forests. Machine Learning, 45(1), 5-32.</w:t>
+      </w:r>
+    </w:p>
+    <w:p>
+      <w:pPr>
+        <w:spacing w:after="90" w:before="90" w:line="320"/>
+        <w:jc w:val="both"/>
+      </w:pPr>
+      <w:r>
+        <w:rPr>
+          <w:rFonts w:ascii="Times New Roman" w:cs="Times New Roman" w:eastAsia="Times New Roman" w:hAnsi="Times New Roman"/>
+          <w:sz w:val="22"/>
+          <w:szCs w:val="22"/>
+        </w:rPr>
+        <w:t xml:space="preserve">Cameron, A. C., Gelbach, J. B., &amp; Miller, D. L. (2008). Bootstrap-based improvements for inference with clustered errors. Review of Economics and Statistics, 90(3), 414-427.</w:t>
       </w:r>
     </w:p>
     <w:p>

--- a/docs/Research_Plan.docx
+++ b/docs/Research_Plan.docx
@@ -752,15 +752,14 @@
           <w:sz w:val="22"/>
           <w:szCs w:val="22"/>
         </w:rPr>
-        <w:t xml:space="preserve">Result obtained: both hypotheses find support, though H2 through a different channel than originally proposed. H1 holds in the cross-state (pooled) dimension. Debt is negative at -0.176, significant at p = 0.007 under cluster-robust inference and at p = 0.057 under a wild cluster bootstrap appropriate to ten clusters. It is independently corroborated by LASSO, Elastic Net and SHAP, where debt ranks first of five fiscal predictors with perfect rank stability across leave-one-state-out refits, and by a specification curve in which the coefficient is negative in all 88 pooled specifications. H2 holds in the within-state (fixed-effects) dimension, through debt (+1.097, bootstrap p = 0.020) and own tax revenue (+4.083, bootstrap p = 0.028). The fiscal deficit coefficient for growth (-2.172) is significant under Driscoll-Kraay at p = 0.031 but survives neither cluster-robust inference (p = 0.310) nor the bootstrap (p = 0.448), and is therefore not claimed.</w:t>
-      </w:r>
-      <w:r>
-        <w:rPr>
-          <w:rFonts w:ascii="Times New Roman" w:cs="Times New Roman" w:eastAsia="Times New Roman" w:hAnsi="Times New Roman"/>
-          <w:sz w:val="22"/>
-          <w:szCs w:val="22"/>
-        </w:rPr>
-        <w:t xml:space="preserve"/>
+        <w:t>Result obtained: H1 finds support in the cross-state dimension; H2 does not find support. H1 holds in the cross-state (pooled) dimension. Debt is negative at -0.176, at p = 0.007 under cluster-robust inference and p = 0.057 under a wild cluster bootstrap appropriate to ten clusters, so the claim rests on convergence rather than on that coefficient alone. It is independently corroborated by LASSO, Elastic Net and SHAP, where debt ranks first of five fiscal predictors with perfect rank stability across leave-one-state-out refits, by a specification curve in which the coefficient is negative in all 88 pooled specifications, and by a Mundlak specification in which the within-state and between-state coefficients differ at a bootstrapped p = 0.017. H2 was reported as holding through debt (+1.097) and own tax revenue (+4.083) in an intermediate version of this work, and that reading has since been withdrawn. Both coefficients depend on the pandemic being controlled for by a single dummy: under a full set of year fixed effects own tax revenue is indistinguishable from zero and the debt coefficient reverses sign to -0.689, so the association was tracking the shape of the post-pandemic recovery rather than a fiscal mechanism. The fiscal deficit coefficient for growth (-2.172) is significant under Driscoll-Kraay at p = 0.031 but survives neither cluster-robust inference (p = 0.310) nor the bootstrap (p = 0.448). No fiscal effect on growth is claimed in either direction.</w:t>
+      </w:r>
+      <w:r>
+        <w:rPr>
+          <w:rFonts w:ascii="Times New Roman" w:cs="Times New Roman" w:eastAsia="Times New Roman" w:hAnsi="Times New Roman"/>
+          <w:sz w:val="22"/>
+          <w:szCs w:val="22"/>
+        </w:rPr>
       </w:r>
     </w:p>
     <w:p>
@@ -4452,7 +4451,7 @@
           <w:sz w:val="22"/>
           <w:szCs w:val="22"/>
         </w:rPr>
-        <w:t xml:space="preserve">Conclusion of the triangulation: four methodologically independent approaches — pooled OLS (linear, parametric), LASSO (regularized linear), Elastic Net (regularized linear, robustness), and SHAP on Random Forest (non-linear, tree-based) — converge on the same finding: debt-to-GSDP is the dominant fiscal predictor of cross-state FDI inflows. The convergence survives a hundredfold variation in penalty strength, the removal of any single state, state-demeaning that strips out all cross-state level variation, and a permutation test of the importance margin (p = 0.004). Two results that do not favour the conclusion are reported alongside those that do — stability selection does not separate the five regressors, and debt tops a permuted outcome 28.5 per cent of the time on rank alone — because the case rests on the margin and on the convergence, not on any single statistic. This corroboration substantially strengthens the credibility of H1.</w:t>
+        <w:t>Conclusion of the triangulation: four methodologically independent approaches — pooled OLS (linear, parametric), LASSO (regularized linear), Elastic Net (regularized linear, robustness), and SHAP on Random Forest (non-linear, tree-based) — converge on the same finding: debt-to-GSDP is the dominant fiscal predictor of cross-state FDI inflows. The convergence survives a hundredfold variation in penalty strength, the removal of any single state, state-demeaning that strips out all cross-state level variation, and a permutation test of the importance margin in which whole states are permuted, matching the state-blocked cross-validation (p = 0.038). Two results that do not favour the conclusion are reported alongside those that do — stability selection does not separate the five regressors, and debt tops a permuted outcome 38.1 per cent of the time on rank alone — because the case rests on the margin and on the convergence, not on any single statistic. This corroboration substantially strengthens the credibility of H1.</w:t>
       </w:r>
     </w:p>
     <w:p>
@@ -5103,15 +5102,14 @@
           <w:sz w:val="22"/>
           <w:szCs w:val="22"/>
         </w:rPr>
-        <w:t xml:space="preserve">9.5 The inference revision. Driscoll-Kraay standard errors, conventional in this literature, behave anti-conservatively at T = 5, and the deficit-growth result that appeared significant under them does not survive a wild cluster bootstrap. The revision is reported in full rather than absorbed, because the resulting picture still supports both hypotheses, and because the finding that carries the study, the cross-state debt-FDI relationship, is the one resting on convergent evidence instead of a single standard error.</w:t>
-      </w:r>
-      <w:r>
-        <w:rPr>
-          <w:rFonts w:ascii="Times New Roman" w:cs="Times New Roman" w:eastAsia="Times New Roman" w:hAnsi="Times New Roman"/>
-          <w:sz w:val="22"/>
-          <w:szCs w:val="22"/>
-        </w:rPr>
-        <w:t xml:space="preserve"/>
+        <w:t>9.5 The inference revision. Driscoll-Kraay standard errors, conventional in this literature, behave anti-conservatively at T = 5, and the deficit-growth result that appeared significant under them does not survive a wild cluster bootstrap. A second revision followed the same logic one step further: the debt and own tax revenue coefficients that did clear the bootstrap depend on the pandemic being absorbed by a single dummy, and they do not survive a full set of year fixed effects. Both revisions are reported in full rather than absorbed, because the finding that carries the study, the cross-state debt-FDI relationship, is the one resting on convergent evidence instead of a single standard error, and because the growth equation's failure is itself informative: ninety-eight per cent of the variation in growth over this window is within states and almost all of it is common to them.</w:t>
+      </w:r>
+      <w:r>
+        <w:rPr>
+          <w:rFonts w:ascii="Times New Roman" w:cs="Times New Roman" w:eastAsia="Times New Roman" w:hAnsi="Times New Roman"/>
+          <w:sz w:val="22"/>
+          <w:szCs w:val="22"/>
+        </w:rPr>
       </w:r>
     </w:p>
     <w:p>
@@ -6835,7 +6833,7 @@
           <w:sz w:val="22"/>
           <w:szCs w:val="22"/>
         </w:rPr>
-        <w:t xml:space="preserve">All phases are complete. Beyond the plan as originally written, the study added a specification-testing stage (formal diagnostics, a three-way inference comparison, and a 132-specification curve), corrected the machine-learning stage for state-identity leakage, and restated H2 on the channel that survives a wild cluster bootstrap. The dataset, the analysis code, the diagnostic output and the manuscript are published at https://github.com/fbivinay/Fiscal-Discipline-and-Investment-Outcomes.</w:t>
+        <w:t>All phases are complete. Beyond the plan as originally written, the study added a specification-testing stage (formal diagnostics, a three-way inference comparison, and a 132-specification curve), corrected the machine-learning stage for state-identity leakage, added a Mundlak specification separating the within-state from the between-state effect in a single equation, and withdrew H2 after the within-state growth results proved to depend on controlling for the pandemic with a single dummy rather than with year fixed effects. A reconstruction script that rebuilds the panel from the manuscript's own published tables and recovers the reported estimates is included, so the results can be checked without trusting any intermediate file. The dataset, the analysis code, the diagnostic output and the manuscript are published at https://github.com/fbivinay/Fiscal-Discipline-and-Investment-Outcomes.</w:t>
       </w:r>
     </w:p>
     <w:p>
